--- a/docs/Hoja_de_ruta_rafagas_Hito5-9.docx
+++ b/docs/Hoja_de_ruta_rafagas_Hito5-9.docx
@@ -681,7 +681,7 @@
                 <w:sz w:val="22"/>
                 <w:szCs w:val="22"/>
               </w:rPr>
-              <w:t xml:space="preserve">☐</w:t>
+              <w:t xml:space="preserve">✅</w:t>
             </w:r>
           </w:p>
         </w:tc>
@@ -814,7 +814,7 @@
                 <w:sz w:val="22"/>
                 <w:szCs w:val="22"/>
               </w:rPr>
-              <w:t xml:space="preserve">☐</w:t>
+              <w:t xml:space="preserve">✅</w:t>
             </w:r>
           </w:p>
         </w:tc>
@@ -947,7 +947,7 @@
                 <w:sz w:val="22"/>
                 <w:szCs w:val="22"/>
               </w:rPr>
-              <w:t xml:space="preserve">☐</w:t>
+              <w:t xml:space="preserve">✅</w:t>
             </w:r>
           </w:p>
         </w:tc>
@@ -1330,7 +1330,7 @@
                 <w:sz w:val="22"/>
                 <w:szCs w:val="22"/>
               </w:rPr>
-              <w:t xml:space="preserve">☐</w:t>
+              <w:t xml:space="preserve">✅</w:t>
             </w:r>
           </w:p>
         </w:tc>
@@ -1463,7 +1463,7 @@
                 <w:sz w:val="22"/>
                 <w:szCs w:val="22"/>
               </w:rPr>
-              <w:t xml:space="preserve">☐</w:t>
+              <w:t xml:space="preserve">✅</w:t>
             </w:r>
           </w:p>
         </w:tc>
@@ -1596,7 +1596,7 @@
                 <w:sz w:val="22"/>
                 <w:szCs w:val="22"/>
               </w:rPr>
-              <w:t xml:space="preserve">☐</w:t>
+              <w:t xml:space="preserve">✅</w:t>
             </w:r>
           </w:p>
         </w:tc>
@@ -1729,7 +1729,7 @@
                 <w:sz w:val="22"/>
                 <w:szCs w:val="22"/>
               </w:rPr>
-              <w:t xml:space="preserve">☐</w:t>
+              <w:t xml:space="preserve">✅</w:t>
             </w:r>
           </w:p>
         </w:tc>
@@ -1862,7 +1862,7 @@
                 <w:sz w:val="22"/>
                 <w:szCs w:val="22"/>
               </w:rPr>
-              <w:t xml:space="preserve">☐</w:t>
+              <w:t xml:space="preserve">✅</w:t>
             </w:r>
           </w:p>
         </w:tc>
@@ -2245,7 +2245,7 @@
                 <w:sz w:val="22"/>
                 <w:szCs w:val="22"/>
               </w:rPr>
-              <w:t xml:space="preserve">☐</w:t>
+              <w:t xml:space="preserve">✅</w:t>
             </w:r>
           </w:p>
         </w:tc>
@@ -2378,7 +2378,7 @@
                 <w:sz w:val="22"/>
                 <w:szCs w:val="22"/>
               </w:rPr>
-              <w:t xml:space="preserve">☐</w:t>
+              <w:t xml:space="preserve">✅</w:t>
             </w:r>
           </w:p>
         </w:tc>
@@ -2511,7 +2511,7 @@
                 <w:sz w:val="22"/>
                 <w:szCs w:val="22"/>
               </w:rPr>
-              <w:t xml:space="preserve">☐</w:t>
+              <w:t xml:space="preserve">✅</w:t>
             </w:r>
           </w:p>
         </w:tc>
@@ -2644,7 +2644,7 @@
                 <w:sz w:val="22"/>
                 <w:szCs w:val="22"/>
               </w:rPr>
-              <w:t xml:space="preserve">☐</w:t>
+              <w:t xml:space="preserve">✅</w:t>
             </w:r>
           </w:p>
         </w:tc>
@@ -3009,7 +3009,7 @@
                 <w:sz w:val="22"/>
                 <w:szCs w:val="22"/>
               </w:rPr>
-              <w:t xml:space="preserve">☐</w:t>
+              <w:t xml:space="preserve">✅</w:t>
             </w:r>
           </w:p>
         </w:tc>
@@ -3142,7 +3142,7 @@
                 <w:sz w:val="22"/>
                 <w:szCs w:val="22"/>
               </w:rPr>
-              <w:t xml:space="preserve">☐</w:t>
+              <w:t xml:space="preserve">✅</w:t>
             </w:r>
           </w:p>
         </w:tc>
@@ -3275,7 +3275,7 @@
                 <w:sz w:val="22"/>
                 <w:szCs w:val="22"/>
               </w:rPr>
-              <w:t xml:space="preserve">☐</w:t>
+              <w:t xml:space="preserve">✅</w:t>
             </w:r>
           </w:p>
         </w:tc>
@@ -3597,7 +3597,7 @@
                 <w:sz w:val="22"/>
                 <w:szCs w:val="22"/>
               </w:rPr>
-              <w:t xml:space="preserve">☐</w:t>
+              <w:t xml:space="preserve">✅</w:t>
             </w:r>
           </w:p>
         </w:tc>
@@ -3730,7 +3730,7 @@
                 <w:sz w:val="22"/>
                 <w:szCs w:val="22"/>
               </w:rPr>
-              <w:t xml:space="preserve">☐</w:t>
+              <w:t xml:space="preserve">✅</w:t>
             </w:r>
           </w:p>
         </w:tc>
@@ -4052,7 +4052,7 @@
                 <w:sz w:val="22"/>
                 <w:szCs w:val="22"/>
               </w:rPr>
-              <w:t xml:space="preserve">☐</w:t>
+              <w:t xml:space="preserve">✅</w:t>
             </w:r>
           </w:p>
         </w:tc>
@@ -4185,7 +4185,7 @@
                 <w:sz w:val="22"/>
                 <w:szCs w:val="22"/>
               </w:rPr>
-              <w:t xml:space="preserve">☐</w:t>
+              <w:t xml:space="preserve">✅</w:t>
             </w:r>
           </w:p>
         </w:tc>
@@ -4318,7 +4318,7 @@
                 <w:sz w:val="22"/>
                 <w:szCs w:val="22"/>
               </w:rPr>
-              <w:t xml:space="preserve">☐</w:t>
+              <w:t xml:space="preserve">✅</w:t>
             </w:r>
           </w:p>
         </w:tc>
@@ -4640,7 +4640,7 @@
                 <w:sz w:val="22"/>
                 <w:szCs w:val="22"/>
               </w:rPr>
-              <w:t xml:space="preserve">☐</w:t>
+              <w:t xml:space="preserve">✅</w:t>
             </w:r>
           </w:p>
         </w:tc>
@@ -4773,7 +4773,7 @@
                 <w:sz w:val="22"/>
                 <w:szCs w:val="22"/>
               </w:rPr>
-              <w:t xml:space="preserve">☐</w:t>
+              <w:t xml:space="preserve">✅</w:t>
             </w:r>
           </w:p>
         </w:tc>
@@ -4906,7 +4906,7 @@
                 <w:sz w:val="22"/>
                 <w:szCs w:val="22"/>
               </w:rPr>
-              <w:t xml:space="preserve">☐</w:t>
+              <w:t xml:space="preserve">✅</w:t>
             </w:r>
           </w:p>
         </w:tc>
@@ -5274,7 +5274,7 @@
                 <w:sz w:val="22"/>
                 <w:szCs w:val="22"/>
               </w:rPr>
-              <w:t xml:space="preserve">☐</w:t>
+              <w:t xml:space="preserve">✅</w:t>
             </w:r>
           </w:p>
         </w:tc>
@@ -5407,7 +5407,7 @@
                 <w:sz w:val="22"/>
                 <w:szCs w:val="22"/>
               </w:rPr>
-              <w:t xml:space="preserve">☐</w:t>
+              <w:t xml:space="preserve">✅</w:t>
             </w:r>
           </w:p>
         </w:tc>
@@ -5540,7 +5540,7 @@
                 <w:sz w:val="22"/>
                 <w:szCs w:val="22"/>
               </w:rPr>
-              <w:t xml:space="preserve">☐</w:t>
+              <w:t xml:space="preserve">✅</w:t>
             </w:r>
           </w:p>
         </w:tc>
@@ -5673,7 +5673,7 @@
                 <w:sz w:val="22"/>
                 <w:szCs w:val="22"/>
               </w:rPr>
-              <w:t xml:space="preserve">☐</w:t>
+              <w:t xml:space="preserve">✅</w:t>
             </w:r>
           </w:p>
         </w:tc>
@@ -5982,7 +5982,7 @@
                 <w:sz w:val="22"/>
                 <w:szCs w:val="22"/>
               </w:rPr>
-              <w:t xml:space="preserve">☐</w:t>
+              <w:t xml:space="preserve">✅</w:t>
             </w:r>
           </w:p>
         </w:tc>
@@ -6115,7 +6115,7 @@
                 <w:sz w:val="22"/>
                 <w:szCs w:val="22"/>
               </w:rPr>
-              <w:t xml:space="preserve">☐</w:t>
+              <w:t xml:space="preserve">✅</w:t>
             </w:r>
           </w:p>
         </w:tc>
@@ -6248,7 +6248,7 @@
                 <w:sz w:val="22"/>
                 <w:szCs w:val="22"/>
               </w:rPr>
-              <w:t xml:space="preserve">☐</w:t>
+              <w:t xml:space="preserve">✅</w:t>
             </w:r>
           </w:p>
         </w:tc>
@@ -6381,7 +6381,7 @@
                 <w:sz w:val="22"/>
                 <w:szCs w:val="22"/>
               </w:rPr>
-              <w:t xml:space="preserve">☐</w:t>
+              <w:t xml:space="preserve">✅</w:t>
             </w:r>
           </w:p>
         </w:tc>
@@ -6690,7 +6690,7 @@
                 <w:sz w:val="22"/>
                 <w:szCs w:val="22"/>
               </w:rPr>
-              <w:t xml:space="preserve">☐</w:t>
+              <w:t xml:space="preserve">✅</w:t>
             </w:r>
           </w:p>
         </w:tc>
@@ -6823,7 +6823,7 @@
                 <w:sz w:val="22"/>
                 <w:szCs w:val="22"/>
               </w:rPr>
-              <w:t xml:space="preserve">☐</w:t>
+              <w:t xml:space="preserve">✅</w:t>
             </w:r>
           </w:p>
         </w:tc>
@@ -6956,7 +6956,7 @@
                 <w:sz w:val="22"/>
                 <w:szCs w:val="22"/>
               </w:rPr>
-              <w:t xml:space="preserve">☐</w:t>
+              <w:t xml:space="preserve">✅</w:t>
             </w:r>
           </w:p>
         </w:tc>
@@ -7337,7 +7337,7 @@
                 <w:sz w:val="22"/>
                 <w:szCs w:val="22"/>
               </w:rPr>
-              <w:t xml:space="preserve">☐</w:t>
+              <w:t xml:space="preserve">✅</w:t>
             </w:r>
           </w:p>
         </w:tc>
@@ -7470,7 +7470,7 @@
                 <w:sz w:val="22"/>
                 <w:szCs w:val="22"/>
               </w:rPr>
-              <w:t xml:space="preserve">☐</w:t>
+              <w:t xml:space="preserve">✅</w:t>
             </w:r>
           </w:p>
         </w:tc>
@@ -7603,7 +7603,7 @@
                 <w:sz w:val="22"/>
                 <w:szCs w:val="22"/>
               </w:rPr>
-              <w:t xml:space="preserve">☐</w:t>
+              <w:t xml:space="preserve">✅</w:t>
             </w:r>
           </w:p>
         </w:tc>
@@ -7736,7 +7736,7 @@
                 <w:sz w:val="22"/>
                 <w:szCs w:val="22"/>
               </w:rPr>
-              <w:t xml:space="preserve">☐</w:t>
+              <w:t xml:space="preserve">✅</w:t>
             </w:r>
           </w:p>
         </w:tc>
@@ -8119,7 +8119,7 @@
                 <w:sz w:val="22"/>
                 <w:szCs w:val="22"/>
               </w:rPr>
-              <w:t xml:space="preserve">☐</w:t>
+              <w:t xml:space="preserve">✅</w:t>
             </w:r>
           </w:p>
         </w:tc>
@@ -8252,7 +8252,7 @@
                 <w:sz w:val="22"/>
                 <w:szCs w:val="22"/>
               </w:rPr>
-              <w:t xml:space="preserve">☐</w:t>
+              <w:t xml:space="preserve">✅</w:t>
             </w:r>
           </w:p>
         </w:tc>
@@ -8385,7 +8385,7 @@
                 <w:sz w:val="22"/>
                 <w:szCs w:val="22"/>
               </w:rPr>
-              <w:t xml:space="preserve">☐</w:t>
+              <w:t xml:space="preserve">✅</w:t>
             </w:r>
           </w:p>
         </w:tc>
@@ -8737,7 +8737,7 @@
                 <w:sz w:val="22"/>
                 <w:szCs w:val="22"/>
               </w:rPr>
-              <w:t xml:space="preserve">☐</w:t>
+              <w:t xml:space="preserve">☐ PENDIENTE - ver docs/pendientes.md §2</w:t>
             </w:r>
           </w:p>
         </w:tc>
@@ -8870,7 +8870,7 @@
                 <w:sz w:val="22"/>
                 <w:szCs w:val="22"/>
               </w:rPr>
-              <w:t xml:space="preserve">☐</w:t>
+              <w:t xml:space="preserve">☐ PENDIENTE - ver docs/pendientes.md §2</w:t>
             </w:r>
           </w:p>
         </w:tc>
@@ -9179,7 +9179,7 @@
                 <w:sz w:val="22"/>
                 <w:szCs w:val="22"/>
               </w:rPr>
-              <w:t xml:space="preserve">☐</w:t>
+              <w:t xml:space="preserve">☐ PENDIENTE - ver docs/pendientes.md §3</w:t>
             </w:r>
           </w:p>
         </w:tc>
@@ -9312,7 +9312,7 @@
                 <w:sz w:val="22"/>
                 <w:szCs w:val="22"/>
               </w:rPr>
-              <w:t xml:space="preserve">☐</w:t>
+              <w:t xml:space="preserve">☐ PENDIENTE - ver docs/pendientes.md §3</w:t>
             </w:r>
           </w:p>
         </w:tc>
@@ -9445,7 +9445,7 @@
                 <w:sz w:val="22"/>
                 <w:szCs w:val="22"/>
               </w:rPr>
-              <w:t xml:space="preserve">☐</w:t>
+              <w:t xml:space="preserve">☐ PENDIENTE - ver docs/pendientes.md §3</w:t>
             </w:r>
           </w:p>
         </w:tc>
@@ -9754,7 +9754,7 @@
                 <w:sz w:val="22"/>
                 <w:szCs w:val="22"/>
               </w:rPr>
-              <w:t xml:space="preserve">☐</w:t>
+              <w:t xml:space="preserve">◐ PARCIAL - ver docs/pendientes.md §4</w:t>
             </w:r>
           </w:p>
         </w:tc>
@@ -9887,7 +9887,7 @@
                 <w:sz w:val="22"/>
                 <w:szCs w:val="22"/>
               </w:rPr>
-              <w:t xml:space="preserve">☐</w:t>
+              <w:t xml:space="preserve">☐ PENDIENTE - ver docs/pendientes.md §4</w:t>
             </w:r>
           </w:p>
         </w:tc>
@@ -10020,7 +10020,7 @@
                 <w:sz w:val="22"/>
                 <w:szCs w:val="22"/>
               </w:rPr>
-              <w:t xml:space="preserve">☐</w:t>
+              <w:t xml:space="preserve">◐ PARCIAL - ver docs/pendientes.md §4</w:t>
             </w:r>
           </w:p>
         </w:tc>
@@ -10390,7 +10390,7 @@
                 <w:sz w:val="22"/>
                 <w:szCs w:val="22"/>
               </w:rPr>
-              <w:t xml:space="preserve">☐</w:t>
+              <w:t xml:space="preserve">✅</w:t>
             </w:r>
           </w:p>
         </w:tc>
@@ -10523,7 +10523,7 @@
                 <w:sz w:val="22"/>
                 <w:szCs w:val="22"/>
               </w:rPr>
-              <w:t xml:space="preserve">☐</w:t>
+              <w:t xml:space="preserve">☐ BLOQUEADA - ver docs/pendientes.md §5</w:t>
             </w:r>
           </w:p>
         </w:tc>
@@ -11402,6 +11402,59 @@
           <w:szCs w:val="20"/>
         </w:rPr>
         <w:t xml:space="preserve">Nota de alcance: este documento es un mapa de dirección. Los Hitos 5 y 6 son plan firme; los Hitos 7, 8 y 9 son un boceto que se re-detallará al llegar a cada uno, mediante su ráfaga de auditoría/diseño de apertura, con la realidad del proyecto en ese momento.</w:t>
+      </w:r>
+    </w:p>
+    <w:p>
+      <w:r>
+        <w:t xml:space="preserve"/>
+      </w:r>
+    </w:p>
+    <w:p>
+      <w:r>
+        <w:rPr>
+          <w:b/>
+        </w:rPr>
+        <w:t xml:space="preserve">NOTA DE ESTADO - auditoria de documentacion, 2026-08-04</w:t>
+      </w:r>
+    </w:p>
+    <w:p>
+      <w:r>
+        <w:t xml:space="preserve">Leyenda: ✅ = hecho y verificado contra el codigo.  ◐ = parcial (parte cerrada, parte abierta).  ☐ = pendiente real.</w:t>
+      </w:r>
+    </w:p>
+    <w:p>
+      <w:r>
+        <w:t xml:space="preserve">HITOS 5, 6, 7 y 8 COMPLETOS (rafagas RR5.1 a RC8.3). Verificacion resumida: 5.1 -&gt; enum Role con USER/MODERATOR/ADMIN/EDITOR y ROLE_ALLOWED_PATHS en el middleware; 5.2 -&gt; resolveEffectiveSchema, cardAttributes y allAttributes; 5.3 -&gt; MunicipioAutocomplete, dataset de municipios y POST /media/upload-avatar; 6.1 -&gt; politica de ordenacion C y bloque featured; 6.2 -&gt; MapLibre con clustering y FloatingCard; 6.3 -&gt; SearchBar de portada con categoria y provincia; 6.4 -&gt; modulo sponsored-ads; 7.1 -&gt; modelo Deal y mensajeria unificada en split-view; 7.2 -&gt; sistema de 13 tipos de bloque y paginas informativas; 7.3 -&gt; POST /auth/social/google y tabla Account; 8.1 -&gt; PATCH /admin/billing/prices, /credit-packs y /bump-packs mas /mis-anuncios/estadisticas; 8.2 -&gt; modulos banners, campaigns y coupons.</w:t>
+      </w:r>
+    </w:p>
+    <w:p>
+      <w:r>
+        <w:t xml:space="preserve">RX.1 (Redsys E2E) HECHA: se desbloqueo y se verifico contra el sandbox real sis-t.redsys.es con tunel cloudflared. Ya no esta "en el aire".</w:t>
+      </w:r>
+    </w:p>
+    <w:p>
+      <w:r>
+        <w:t xml:space="preserve">DEUDA QUE ESTOS HITOS DEBIAN CERRAR Y NO CERRARON - son pendientes reales, no desfase de marcado:</w:t>
+      </w:r>
+    </w:p>
+    <w:p>
+      <w:r>
+        <w:t xml:space="preserve">  - Fase 7.1 declaraba cerrar conversation:read en tiempo real: NO se cerro. El gateway no emite evento de lectura; readAt se marca por REST en messaging.service.ts:133.</w:t>
+      </w:r>
+    </w:p>
+    <w:p>
+      <w:r>
+        <w:t xml:space="preserve">  - Fase 7.2 declaraba cerrar DELETE /media con limpieza de huerfanas y la pagina de tag del blog con URL propia: NINGUNA de las dos se cerro. media.controller.ts solo expone upload y upload-avatar; del blog solo existe el filtro ?tag=.</w:t>
+      </w:r>
+    </w:p>
+    <w:p>
+      <w:r>
+        <w:t xml:space="preserve">HITO 9 - estado real: la fase 9.3 esta arrancada por partes (CORS del gateway restringido a APP_URL, AuditLog atomico, reintento de slug, reintentos del job geocode y Playwright corriendo en CI ya estan cerrados), pero las fases 9.1 (navegacion) y 9.2 (interfaz y estilo) no se han empezado. RX.2 (facturacion fiscal real) sigue bloqueada por la eleccion de proveedor homologado.</w:t>
+      </w:r>
+    </w:p>
+    <w:p>
+      <w:r>
+        <w:t xml:space="preserve">La lista viva y accionable de todo lo pendiente esta en docs/pendientes.md. Estado real implementado: docs/estado-tecnico.md.</w:t>
       </w:r>
     </w:p>
     <w:sectPr>
